--- a/Ameila Gray/Node React/Amaila Goyanes.docx
+++ b/Ameila Gray/Node React/Amaila Goyanes.docx
@@ -431,7 +431,6 @@
           <w:ilvl w:val="0"/>
           <w:numId w:val="19"/>
         </w:numPr>
-        <w:spacing w:before="100" w:beforeAutospacing="1" w:after="100" w:afterAutospacing="1"/>
         <w:jc w:val="both"/>
         <w:rPr>
           <w:rFonts w:ascii="Times New Roman" w:eastAsia="Times New Roman" w:hAnsi="Times New Roman" w:cs="Times New Roman"/>
@@ -537,7 +536,6 @@
           <w:ilvl w:val="0"/>
           <w:numId w:val="19"/>
         </w:numPr>
-        <w:spacing w:before="100" w:beforeAutospacing="1" w:after="100" w:afterAutospacing="1"/>
         <w:jc w:val="both"/>
         <w:rPr>
           <w:rFonts w:ascii="Times New Roman" w:eastAsia="Times New Roman" w:hAnsi="Times New Roman" w:cs="Times New Roman"/>
@@ -616,7 +614,6 @@
           <w:ilvl w:val="0"/>
           <w:numId w:val="19"/>
         </w:numPr>
-        <w:spacing w:before="100" w:beforeAutospacing="1" w:after="100" w:afterAutospacing="1"/>
         <w:jc w:val="both"/>
         <w:rPr>
           <w:rFonts w:ascii="Times New Roman" w:eastAsia="Times New Roman" w:hAnsi="Times New Roman" w:cs="Times New Roman"/>
@@ -735,7 +732,6 @@
           <w:ilvl w:val="0"/>
           <w:numId w:val="19"/>
         </w:numPr>
-        <w:spacing w:before="100" w:beforeAutospacing="1" w:after="100" w:afterAutospacing="1"/>
         <w:jc w:val="both"/>
         <w:rPr>
           <w:rFonts w:ascii="Times New Roman" w:eastAsia="Times New Roman" w:hAnsi="Times New Roman" w:cs="Times New Roman"/>
@@ -801,7 +797,6 @@
           <w:ilvl w:val="0"/>
           <w:numId w:val="19"/>
         </w:numPr>
-        <w:spacing w:before="100" w:beforeAutospacing="1" w:after="100" w:afterAutospacing="1"/>
         <w:jc w:val="both"/>
         <w:rPr>
           <w:rFonts w:ascii="Times New Roman" w:eastAsia="Times New Roman" w:hAnsi="Times New Roman" w:cs="Times New Roman"/>
@@ -867,7 +862,6 @@
           <w:ilvl w:val="0"/>
           <w:numId w:val="19"/>
         </w:numPr>
-        <w:spacing w:before="100" w:beforeAutospacing="1" w:after="100" w:afterAutospacing="1"/>
         <w:jc w:val="both"/>
         <w:rPr>
           <w:rFonts w:ascii="Times New Roman" w:eastAsia="Times New Roman" w:hAnsi="Times New Roman" w:cs="Times New Roman"/>
@@ -946,7 +940,6 @@
           <w:ilvl w:val="0"/>
           <w:numId w:val="19"/>
         </w:numPr>
-        <w:spacing w:before="100" w:beforeAutospacing="1" w:after="100" w:afterAutospacing="1"/>
         <w:jc w:val="both"/>
         <w:rPr>
           <w:rFonts w:ascii="Times New Roman" w:eastAsia="Times New Roman" w:hAnsi="Times New Roman" w:cs="Times New Roman"/>
@@ -1045,7 +1038,6 @@
           <w:ilvl w:val="0"/>
           <w:numId w:val="19"/>
         </w:numPr>
-        <w:spacing w:before="100" w:beforeAutospacing="1" w:after="100" w:afterAutospacing="1"/>
         <w:jc w:val="both"/>
         <w:rPr>
           <w:rFonts w:ascii="Times New Roman" w:eastAsia="Times New Roman" w:hAnsi="Times New Roman" w:cs="Times New Roman"/>
@@ -1124,7 +1116,6 @@
           <w:ilvl w:val="0"/>
           <w:numId w:val="19"/>
         </w:numPr>
-        <w:spacing w:before="100" w:beforeAutospacing="1" w:after="100" w:afterAutospacing="1"/>
         <w:jc w:val="both"/>
         <w:rPr>
           <w:rFonts w:ascii="Times New Roman" w:eastAsia="Times New Roman" w:hAnsi="Times New Roman" w:cs="Times New Roman"/>
@@ -1170,7 +1161,6 @@
           <w:ilvl w:val="0"/>
           <w:numId w:val="19"/>
         </w:numPr>
-        <w:spacing w:before="100" w:beforeAutospacing="1" w:after="100" w:afterAutospacing="1"/>
         <w:jc w:val="both"/>
         <w:rPr>
           <w:rFonts w:ascii="Times New Roman" w:eastAsia="Times New Roman" w:hAnsi="Times New Roman" w:cs="Times New Roman"/>
@@ -1269,7 +1259,6 @@
           <w:ilvl w:val="0"/>
           <w:numId w:val="19"/>
         </w:numPr>
-        <w:spacing w:before="100" w:beforeAutospacing="1" w:after="100" w:afterAutospacing="1"/>
         <w:jc w:val="both"/>
         <w:rPr>
           <w:rFonts w:ascii="Times New Roman" w:eastAsia="Times New Roman" w:hAnsi="Times New Roman" w:cs="Times New Roman"/>
@@ -1419,7 +1408,6 @@
           <w:ilvl w:val="0"/>
           <w:numId w:val="20"/>
         </w:numPr>
-        <w:spacing w:before="100" w:beforeAutospacing="1" w:after="100" w:afterAutospacing="1"/>
         <w:jc w:val="both"/>
         <w:rPr>
           <w:rFonts w:ascii="Times New Roman" w:eastAsia="Times New Roman" w:hAnsi="Times New Roman" w:cs="Times New Roman"/>
@@ -1558,7 +1546,6 @@
           <w:ilvl w:val="0"/>
           <w:numId w:val="20"/>
         </w:numPr>
-        <w:spacing w:before="100" w:beforeAutospacing="1" w:after="100" w:afterAutospacing="1"/>
         <w:jc w:val="both"/>
         <w:rPr>
           <w:rFonts w:ascii="Times New Roman" w:eastAsia="Times New Roman" w:hAnsi="Times New Roman" w:cs="Times New Roman"/>
@@ -1637,7 +1624,6 @@
           <w:ilvl w:val="0"/>
           <w:numId w:val="20"/>
         </w:numPr>
-        <w:spacing w:before="100" w:beforeAutospacing="1" w:after="100" w:afterAutospacing="1"/>
         <w:jc w:val="both"/>
         <w:rPr>
           <w:rFonts w:ascii="Times New Roman" w:eastAsia="Times New Roman" w:hAnsi="Times New Roman" w:cs="Times New Roman"/>
@@ -1723,7 +1709,6 @@
           <w:ilvl w:val="0"/>
           <w:numId w:val="20"/>
         </w:numPr>
-        <w:spacing w:before="100" w:beforeAutospacing="1" w:after="100" w:afterAutospacing="1"/>
         <w:jc w:val="both"/>
         <w:rPr>
           <w:rFonts w:ascii="Times New Roman" w:eastAsia="Times New Roman" w:hAnsi="Times New Roman" w:cs="Times New Roman"/>
@@ -1835,7 +1820,6 @@
           <w:ilvl w:val="0"/>
           <w:numId w:val="20"/>
         </w:numPr>
-        <w:spacing w:before="100" w:beforeAutospacing="1" w:after="100" w:afterAutospacing="1"/>
         <w:jc w:val="both"/>
         <w:rPr>
           <w:rFonts w:ascii="Times New Roman" w:eastAsia="Times New Roman" w:hAnsi="Times New Roman" w:cs="Times New Roman"/>
@@ -1881,7 +1865,6 @@
           <w:ilvl w:val="0"/>
           <w:numId w:val="20"/>
         </w:numPr>
-        <w:spacing w:before="100" w:beforeAutospacing="1" w:after="100" w:afterAutospacing="1"/>
         <w:jc w:val="both"/>
         <w:rPr>
           <w:rFonts w:ascii="Times New Roman" w:eastAsia="Times New Roman" w:hAnsi="Times New Roman" w:cs="Times New Roman"/>
@@ -1927,7 +1910,6 @@
           <w:ilvl w:val="0"/>
           <w:numId w:val="20"/>
         </w:numPr>
-        <w:spacing w:before="100" w:beforeAutospacing="1" w:after="100" w:afterAutospacing="1"/>
         <w:jc w:val="both"/>
         <w:rPr>
           <w:rFonts w:ascii="Times New Roman" w:eastAsia="Times New Roman" w:hAnsi="Times New Roman" w:cs="Times New Roman"/>
@@ -1993,7 +1975,6 @@
           <w:ilvl w:val="0"/>
           <w:numId w:val="20"/>
         </w:numPr>
-        <w:spacing w:before="100" w:beforeAutospacing="1" w:after="100" w:afterAutospacing="1"/>
         <w:jc w:val="both"/>
         <w:rPr>
           <w:rFonts w:ascii="Times New Roman" w:eastAsia="Times New Roman" w:hAnsi="Times New Roman" w:cs="Times New Roman"/>
@@ -2009,7 +1990,6 @@
           <w:sz w:val="20"/>
           <w:szCs w:val="24"/>
         </w:rPr>
-        <w:lastRenderedPageBreak/>
         <w:t xml:space="preserve">Helped expand backend functionality through cleaner service abstractions and safer route behavior in </w:t>
       </w:r>
       <w:r>
@@ -2060,7 +2040,6 @@
           <w:ilvl w:val="0"/>
           <w:numId w:val="20"/>
         </w:numPr>
-        <w:spacing w:before="100" w:beforeAutospacing="1" w:after="100" w:afterAutospacing="1"/>
         <w:jc w:val="both"/>
         <w:rPr>
           <w:rFonts w:ascii="Times New Roman" w:eastAsia="Times New Roman" w:hAnsi="Times New Roman" w:cs="Times New Roman"/>
@@ -2076,6 +2055,7 @@
           <w:sz w:val="20"/>
           <w:szCs w:val="24"/>
         </w:rPr>
+        <w:lastRenderedPageBreak/>
         <w:t xml:space="preserve">Collaborated with product, design, and QA teams from requirement discussion through delivery, helping improve sprint completion consistency by </w:t>
       </w:r>
       <w:r>
@@ -2106,7 +2086,6 @@
           <w:ilvl w:val="0"/>
           <w:numId w:val="20"/>
         </w:numPr>
-        <w:spacing w:before="100" w:beforeAutospacing="1" w:after="100" w:afterAutospacing="1"/>
         <w:jc w:val="both"/>
         <w:rPr>
           <w:rFonts w:ascii="Times New Roman" w:eastAsia="Times New Roman" w:hAnsi="Times New Roman" w:cs="Times New Roman"/>
@@ -2225,7 +2204,6 @@
           <w:ilvl w:val="0"/>
           <w:numId w:val="20"/>
         </w:numPr>
-        <w:spacing w:before="100" w:beforeAutospacing="1" w:after="100" w:afterAutospacing="1"/>
         <w:jc w:val="both"/>
         <w:rPr>
           <w:rFonts w:ascii="Times New Roman" w:eastAsia="Times New Roman" w:hAnsi="Times New Roman" w:cs="Times New Roman"/>
@@ -2306,8 +2284,6 @@
         </w:rPr>
         <w:t>Jan</w:t>
       </w:r>
-      <w:bookmarkStart w:id="0" w:name="_GoBack"/>
-      <w:bookmarkEnd w:id="0"/>
       <w:r>
         <w:rPr>
           <w:color w:val="5C6370"/>
@@ -2351,6 +2327,7 @@
           <w:ilvl w:val="0"/>
           <w:numId w:val="22"/>
         </w:numPr>
+        <w:spacing w:before="0" w:beforeAutospacing="0" w:after="0" w:afterAutospacing="0"/>
         <w:jc w:val="both"/>
         <w:rPr>
           <w:sz w:val="20"/>
@@ -2411,6 +2388,7 @@
           <w:ilvl w:val="0"/>
           <w:numId w:val="22"/>
         </w:numPr>
+        <w:spacing w:before="0" w:beforeAutospacing="0" w:after="0" w:afterAutospacing="0"/>
         <w:jc w:val="both"/>
         <w:rPr>
           <w:sz w:val="20"/>
@@ -2443,6 +2421,7 @@
           <w:ilvl w:val="0"/>
           <w:numId w:val="22"/>
         </w:numPr>
+        <w:spacing w:before="0" w:beforeAutospacing="0" w:after="0" w:afterAutospacing="0"/>
         <w:jc w:val="both"/>
         <w:rPr>
           <w:sz w:val="20"/>
@@ -2450,32 +2429,39 @@
       </w:pPr>
       <w:r>
         <w:rPr>
+          <w:rFonts w:hint="eastAsia"/>
           <w:sz w:val="20"/>
         </w:rPr>
-        <w:t xml:space="preserve">Assisted with backend queries, reporting logic, and service integrations in </w:t>
-      </w:r>
-      <w:r>
-        <w:rPr>
-          <w:rStyle w:val="Strong"/>
+        <w:t xml:space="preserve">Assisted with backend queries, reporting logic, and service integrations in early </w:t>
+      </w:r>
+      <w:r>
+        <w:rPr>
+          <w:rFonts w:hint="eastAsia"/>
+          <w:b/>
           <w:sz w:val="20"/>
         </w:rPr>
-        <w:t>Node.js 0.10–0.12</w:t>
-      </w:r>
-      <w:r>
-        <w:rPr>
+        <w:t>Node.js</w:t>
+      </w:r>
+      <w:r>
+        <w:rPr>
+          <w:rFonts w:hint="eastAsia"/>
           <w:sz w:val="20"/>
         </w:rPr>
         <w:t xml:space="preserve"> applications, improving data accuracy and workflow completion reliability by </w:t>
       </w:r>
       <w:r>
         <w:rPr>
-          <w:rStyle w:val="Strong"/>
+          <w:rFonts w:hint="eastAsia"/>
+          <w:b/>
           <w:sz w:val="20"/>
         </w:rPr>
         <w:t>17%</w:t>
       </w:r>
-      <w:r>
-        <w:rPr>
+      <w:bookmarkStart w:id="0" w:name="_GoBack"/>
+      <w:bookmarkEnd w:id="0"/>
+      <w:r>
+        <w:rPr>
+          <w:rFonts w:hint="eastAsia"/>
           <w:sz w:val="20"/>
         </w:rPr>
         <w:t xml:space="preserve"> in administrative systems.</w:t>
@@ -2488,6 +2474,7 @@
           <w:ilvl w:val="0"/>
           <w:numId w:val="22"/>
         </w:numPr>
+        <w:spacing w:before="0" w:beforeAutospacing="0" w:after="0" w:afterAutospacing="0"/>
         <w:jc w:val="both"/>
         <w:rPr>
           <w:sz w:val="20"/>
@@ -2520,6 +2507,7 @@
           <w:ilvl w:val="0"/>
           <w:numId w:val="22"/>
         </w:numPr>
+        <w:spacing w:before="0" w:beforeAutospacing="0" w:after="0" w:afterAutospacing="0"/>
         <w:jc w:val="both"/>
       </w:pPr>
       <w:r>
@@ -29228,7 +29216,7 @@
 </file>
 
 <file path=customXml/itemProps1.xml><?xml version="1.0" encoding="utf-8"?>
-<ds:datastoreItem xmlns:ds="http://schemas.openxmlformats.org/officeDocument/2006/customXml" ds:itemID="{6B0C2DF9-D17B-4212-BC5C-9499B4C9DBFC}">
+<ds:datastoreItem xmlns:ds="http://schemas.openxmlformats.org/officeDocument/2006/customXml" ds:itemID="{E44942FC-14EE-4278-A1D0-F863639F0462}">
   <ds:schemaRefs>
     <ds:schemaRef ds:uri="http://schemas.openxmlformats.org/officeDocument/2006/bibliography"/>
   </ds:schemaRefs>
